--- a/ky/wisdom-stories/help-yourself-o-exalted-god.docx
+++ b/ky/wisdom-stories/help-yourself-o-exalted-god.docx
@@ -79,7 +79,7 @@
           <w:lang w:val="ru-RU"/>
           <w:lang w:val="ky-KG"/>
         </w:rPr>
-        <w:t>Муктаж болгонго, ач-сусуз калганга,</w:t>
+        <w:t>Муктаж болгонго, ач-суусап калганга,</w:t>
       </w:r>
     </w:p>
     <w:p>
@@ -122,7 +122,7 @@
           <w:sz w:val="22"/>
           <w:lang w:val="ky-KG"/>
         </w:rPr>
-        <w:t>Көңүлү сынып, көзү жолдо калганга,</w:t>
+        <w:t>Көңүлү жарадар болгонго, көзү жолдо калганга,</w:t>
       </w:r>
     </w:p>
     <w:p>
@@ -256,7 +256,7 @@
           <w:sz w:val="22"/>
           <w:lang w:val="ky-KG"/>
         </w:rPr>
-        <w:t xml:space="preserve">Сабак: </w:t>
+        <w:t>Сабак: Чарасыздын, жалгыздын, үмүтсүздүн акыркы баш калкалары Жараткан. Дуба адамдын эң терең муктаждыгын айтат.</w:t>
       </w:r>
       <w:r>
         <w:rPr>
@@ -265,7 +265,6 @@
           <w:sz w:val="22"/>
           <w:lang w:val="ky-KG"/>
         </w:rPr>
-        <w:t>Айласы түгөнгөн адам Жаратканга жалбарат. Дубада анын муңу да, үмүтү да айтылат.</w:t>
       </w:r>
     </w:p>
     <w:p>
@@ -289,7 +288,7 @@
           <w:lang w:val="ru-RU"/>
           <w:lang w:val="ky-KG"/>
         </w:rPr>
-        <w:t>Окуя ачык интернет булактарынан алынды.</w:t>
+        <w:t>Аңгемелер ачык интернет булактарынан алынган, иллюстрациялар болсо ЖИ менен түзүлгөн.</w:t>
       </w:r>
     </w:p>
     <w:sectPr>
